--- a/course_development/domains/active_inference_robotics/02_bio_inspired_design/07_communication/output/lecture-content/07_communication-module.docx
+++ b/course_development/domains/active_inference_robotics/02_bio_inspired_design/07_communication/output/lecture-content/07_communication-module.docx
@@ -19,7 +19,7 @@
     </w:p>
     <w:p>
       <w:r>
-        <w:t>This module explores Communication . In the Robotics curriculum, we approach this topic with a focus on specific applications and theoretical depth appropriate for the audience. Communication is a critical component of the 8-part Active Inference spine, bridging the gap between [Previous Topic] and [Next Topic].</w:t>
+        <w:t>This module explores Communication . In the Robotics curriculum, we approach this topic with a focus on specific applications and theoretical depth appropriate for the audience. Communication is a critical component of the 8-part Active Inference spine, bridging the gap between Learning and Planning.</w:t>
       </w:r>
     </w:p>
     <w:p>
@@ -66,9 +66,9 @@
       <w:r>
         <w:t>In Robotics, we see Communication manifest in:</w:t>
         <w:br/>
-        <w:t>* Specific Example 1 : [Add domain-specific example here]</w:t>
+        <w:t>* Specific Example 1 : A firefly-inspired swarm of aerial robots communicates through synchronized LED flashing patterns, where each robot's generative model predicts the timing and frequency of its neighbors' flashes; phase coupling between oscillators drives the swarm toward synchronization (minimizing collective prediction error), enabling emergent coordination for search-and-rescue operations where RF communication is unreliable -- the robots converge on a shared flashing frequency that signals "area cleared" or "target found" without any centralized message broker.</w:t>
         <w:br/>
-        <w:t>* Specific Example 2 : [Add domain-specific example here]</w:t>
+        <w:t>* Specific Example 2 : A bee-waggle-dance-inspired communication protocol allows a foraging robot that has discovered a resource to transmit location information to teammates through a structured motor display (a specific movement pattern encoding distance and direction), which observing robots decode using their own generative models of the dance-to-location mapping; this bio-inspired stigmergic communication reduces bandwidth requirements by orders of magnitude compared to transmitting raw sensor data, while remaining robust to individual robot failures.</w:t>
       </w:r>
     </w:p>
     <w:p>
